--- a/1952.6/1952年6月9日，关于处理农村中富农成份的党员的党籍问题的新规定__LLM初注.docx
+++ b/1952.6/1952年6月9日，关于处理农村中富农成份的党员的党籍问题的新规定__LLM初注.docx
@@ -455,13 +455,23 @@
       </w:r>
     </w:p>
     <w:p>
+      <w:commentRangeStart w:id="0"/>
       <w:r>
         <w:t>1. 【需核】1949年7月中央组织部复东北局组织部关于“暂保留其党籍”的规定原文内容需要核实。</w:t>
       </w:r>
-    </w:p>
-    <w:p>
+      <w:commentRangeEnd w:id="0"/>
+      <w:r>
+        <w:commentReference w:id="0"/>
+      </w:r>
+    </w:p>
+    <w:p>
+      <w:commentRangeStart w:id="1"/>
       <w:r>
         <w:t>2. 【需核】华东局组织部5月10日来函及附件的具体内容需要核查。</w:t>
+      </w:r>
+      <w:commentRangeEnd w:id="1"/>
+      <w:r>
+        <w:commentReference w:id="1"/>
       </w:r>
     </w:p>
     <w:sectPr>
@@ -477,6 +487,25 @@
     </w:sectPr>
   </w:body>
 </w:document>
+</file>
+
+<file path=word/comments.xml><?xml version="1.0" encoding="utf-8"?>
+<w:comments xmlns:w="http://schemas.openxmlformats.org/wordprocessingml/2006/main">
+  <w:comment w:id="0" w:author="LLM初注待核" w:date="2026-07-05T15:07:29Z">
+    <w:p>
+      <w:r>
+        <w:t>【需核】1949年7月中央组织部复东北局组织部关于“暂保留其党籍”的规定原文内容需要核实。</w:t>
+      </w:r>
+    </w:p>
+  </w:comment>
+  <w:comment w:id="1" w:author="LLM初注待核" w:date="2026-07-05T15:07:29Z">
+    <w:p>
+      <w:r>
+        <w:t>【需核】华东局组织部5月10日来函及附件的具体内容需要核查。</w:t>
+      </w:r>
+    </w:p>
+  </w:comment>
+</w:comments>
 </file>
 
 <file path=word/footer1.xml><?xml version="1.0" encoding="utf-8"?>

--- a/1952.6/1952年6月9日，关于处理农村中富农成份的党员的党籍问题的新规定__LLM初注.docx
+++ b/1952.6/1952年6月9日，关于处理农村中富农成份的党员的党籍问题的新规定__LLM初注.docx
@@ -461,6 +461,9 @@
       </w:r>
       <w:commentRangeEnd w:id="0"/>
       <w:r>
+        <w:rPr>
+          <w:rStyle w:val="CommentReference"/>
+        </w:rPr>
         <w:commentReference w:id="0"/>
       </w:r>
     </w:p>
@@ -471,6 +474,9 @@
       </w:r>
       <w:commentRangeEnd w:id="1"/>
       <w:r>
+        <w:rPr>
+          <w:rStyle w:val="CommentReference"/>
+        </w:rPr>
         <w:commentReference w:id="1"/>
       </w:r>
     </w:p>
@@ -493,6 +499,9 @@
 <w:comments xmlns:w="http://schemas.openxmlformats.org/wordprocessingml/2006/main">
   <w:comment w:id="0" w:author="LLM初注待核" w:date="2026-07-05T15:07:29Z">
     <w:p>
+      <w:pPr>
+        <w:pStyle w:val="CommentText"/>
+      </w:pPr>
       <w:r>
         <w:t>【需核】1949年7月中央组织部复东北局组织部关于“暂保留其党籍”的规定原文内容需要核实。</w:t>
       </w:r>
@@ -500,6 +509,9 @@
   </w:comment>
   <w:comment w:id="1" w:author="LLM初注待核" w:date="2026-07-05T15:07:29Z">
     <w:p>
+      <w:pPr>
+        <w:pStyle w:val="CommentText"/>
+      </w:pPr>
       <w:r>
         <w:t>【需核】华东局组织部5月10日来函及附件的具体内容需要核查。</w:t>
       </w:r>

--- a/1952.6/1952年6月9日，关于处理农村中富农成份的党员的党籍问题的新规定__LLM初注.docx
+++ b/1952.6/1952年6月9日，关于处理农村中富农成份的党员的党籍问题的新规定__LLM初注.docx
@@ -41,11 +41,20 @@
       <w:r>
         <w:rPr>
           <w:rStyle w:val="FootnoteReference"/>
-        </w:rPr>
+          <w:vertAlign w:val="superscript"/>
+        </w:rPr>
+        <w:t>[</w:t>
         <w:footnoteReference w:id="4"/>
-      </w:r>
-      <w:r>
-        <w:rPr/>
+        <w:t>]</w:t>
+      </w:r>
+      <w:r>
+        <w:rPr>
+          <w:rFonts w:hint="eastAsia" w:ascii="黑体" w:hAnsi="黑体" w:eastAsia="黑体" w:cs="黑体"/>
+          <w:sz w:val="44"/>
+          <w:szCs w:val="44"/>
+          <w:vertAlign w:val="baseline"/>
+          <w:lang w:val="en-US" w:eastAsia="zh-CN"/>
+        </w:rPr>
         <w:t xml:space="preserve">成份的党员的党籍问题的新规定</w:t>
       </w:r>
       <w:bookmarkEnd w:id="0"/>
@@ -61,13 +70,16 @@
       </w:r>
       <w:r>
         <w:rPr>
+          <w:rStyle w:val="FootnoteReference"/>
           <w:rFonts w:hint="eastAsia" w:ascii="仿宋" w:hAnsi="仿宋" w:eastAsia="仿宋" w:cs="仿宋"/>
           <w:sz w:val="36"/>
           <w:szCs w:val="36"/>
           <w:vertAlign w:val="superscript"/>
           <w:lang w:val="en-US" w:eastAsia="zh-CN"/>
         </w:rPr>
+        <w:t>[</w:t>
         <w:footnoteReference w:id="0"/>
+        <w:t>]</w:t>
       </w:r>
       <w:r>
         <w:rPr>
@@ -149,11 +161,18 @@
       <w:r>
         <w:rPr>
           <w:rStyle w:val="FootnoteReference"/>
-        </w:rPr>
+          <w:vertAlign w:val="superscript"/>
+        </w:rPr>
+        <w:t>[</w:t>
         <w:footnoteReference w:id="5"/>
-      </w:r>
-      <w:r>
-        <w:rPr/>
+        <w:t>]</w:t>
+      </w:r>
+      <w:r>
+        <w:rPr>
+          <w:rFonts w:hint="eastAsia" w:ascii="仿宋" w:hAnsi="仿宋" w:eastAsia="仿宋"/>
+          <w:sz w:val="32"/>
+          <w:szCs w:val="32"/>
+        </w:rPr>
         <w:t xml:space="preserve">并告各中央局：</w:t>
       </w:r>
     </w:p>
@@ -225,11 +244,18 @@
       <w:r>
         <w:rPr>
           <w:rStyle w:val="FootnoteReference"/>
-        </w:rPr>
+          <w:vertAlign w:val="superscript"/>
+        </w:rPr>
+        <w:t>[</w:t>
         <w:footnoteReference w:id="6"/>
-      </w:r>
-      <w:r>
-        <w:rPr/>
+        <w:t>]</w:t>
+      </w:r>
+      <w:r>
+        <w:rPr>
+          <w:rFonts w:hint="eastAsia" w:ascii="仿宋" w:hAnsi="仿宋" w:eastAsia="仿宋"/>
+          <w:sz w:val="32"/>
+          <w:szCs w:val="32"/>
+        </w:rPr>
         <w:t xml:space="preserve">组织部的电中“暂保留其党籍”的规定，今天已不适用，应即作废，特作新的规定如下：</w:t>
       </w:r>
     </w:p>
@@ -268,21 +294,35 @@
       <w:r>
         <w:rPr>
           <w:rStyle w:val="FootnoteReference"/>
-        </w:rPr>
+          <w:vertAlign w:val="superscript"/>
+        </w:rPr>
+        <w:t>[</w:t>
         <w:footnoteReference w:id="7"/>
-      </w:r>
-      <w:r>
-        <w:rPr/>
+        <w:t>]</w:t>
+      </w:r>
+      <w:r>
+        <w:rPr>
+          <w:rFonts w:hint="eastAsia" w:ascii="仿宋" w:hAnsi="仿宋" w:eastAsia="仿宋"/>
+          <w:sz w:val="32"/>
+          <w:szCs w:val="32"/>
+        </w:rPr>
         <w:t>工作，在全国范围内即将全部完成。土地改革后，农民的生产积极性大大提高，党在农村的农业政策，基本上是“组织起来”</w:t>
       </w:r>
       <w:r>
         <w:rPr>
           <w:rStyle w:val="FootnoteReference"/>
-        </w:rPr>
+          <w:vertAlign w:val="superscript"/>
+        </w:rPr>
+        <w:t>[</w:t>
         <w:footnoteReference w:id="8"/>
-      </w:r>
-      <w:r>
-        <w:rPr/>
+        <w:t>]</w:t>
+      </w:r>
+      <w:r>
+        <w:rPr>
+          <w:rFonts w:hint="eastAsia" w:ascii="仿宋" w:hAnsi="仿宋" w:eastAsia="仿宋"/>
+          <w:sz w:val="32"/>
+          <w:szCs w:val="32"/>
+        </w:rPr>
         <w:t xml:space="preserve">实行农业生产互助合作运动。所以农村中党的组织和每一个共产党员，必须积极地宣传并以实际有效的行动，即以模范带头作用，来实现党的这种政策。因此对于已成为阻碍或破坏劳动互助生产合作的富农成份的党员，必须加以严肃地处理，以贯彻党的政策，保持党的纯洁。</w:t>
       </w:r>
     </w:p>
@@ -321,21 +361,35 @@
       <w:r>
         <w:rPr>
           <w:rStyle w:val="FootnoteReference"/>
-        </w:rPr>
+          <w:vertAlign w:val="superscript"/>
+        </w:rPr>
+        <w:t>[</w:t>
         <w:footnoteReference w:id="10"/>
-      </w:r>
-      <w:r>
-        <w:rPr/>
+        <w:t>]</w:t>
+      </w:r>
+      <w:r>
+        <w:rPr>
+          <w:rFonts w:hint="eastAsia" w:ascii="仿宋" w:hAnsi="仿宋" w:eastAsia="仿宋"/>
+          <w:sz w:val="32"/>
+          <w:szCs w:val="32"/>
+        </w:rPr>
         <w:t xml:space="preserve">，今后农村发展生产的方向是逐渐走向农业集体化</w:t>
       </w:r>
       <w:r>
         <w:rPr>
           <w:rStyle w:val="FootnoteReference"/>
-        </w:rPr>
+          <w:vertAlign w:val="superscript"/>
+        </w:rPr>
+        <w:t>[</w:t>
         <w:footnoteReference w:id="9"/>
-      </w:r>
-      <w:r>
-        <w:rPr/>
+        <w:t>]</w:t>
+      </w:r>
+      <w:r>
+        <w:rPr>
+          <w:rFonts w:hint="eastAsia" w:ascii="仿宋" w:hAnsi="仿宋" w:eastAsia="仿宋"/>
+          <w:sz w:val="32"/>
+          <w:szCs w:val="32"/>
+        </w:rPr>
         <w:t xml:space="preserve">。所以要作一个共产党员就必须取消他的剥削他人的生产方式，积极地参加互助合作运动，如果他接受党的这种意见，他的其他方面，亦未丧失党员条件，自应保留其党籍，党办不应当以富农来看待他。如果他不愿意放弃他的剥削行为，继续进行富农的或其他方式的剥削，则应无条件地开除其党籍。</w:t>
       </w:r>
     </w:p>

--- a/1952.6/1952年6月9日，关于处理农村中富农成份的党员的党籍问题的新规定__LLM初注.docx
+++ b/1952.6/1952年6月9日，关于处理农村中富农成份的党员的党籍问题的新规定__LLM初注.docx
@@ -43,9 +43,16 @@
           <w:rStyle w:val="FootnoteReference"/>
           <w:vertAlign w:val="superscript"/>
         </w:rPr>
-        <w:t>[</w:t>
+        <w:t>[1]</w:t>
+      </w:r>
+      <w:r>
+        <w:rPr>
+          <w:rStyle w:val="FootnoteReference"/>
+          <w:vertAlign w:val="superscript"/>
+          <w:vanish/>
+          <w:specVanish/>
+        </w:rPr>
         <w:footnoteReference w:id="4"/>
-        <w:t>]</w:t>
       </w:r>
       <w:r>
         <w:rPr>
@@ -60,36 +67,19 @@
       <w:bookmarkEnd w:id="0"/>
       <w:r>
         <w:rPr>
-          <w:rFonts w:hint="eastAsia" w:ascii="仿宋" w:hAnsi="仿宋" w:eastAsia="仿宋" w:cs="仿宋"/>
-          <w:sz w:val="36"/>
-          <w:szCs w:val="36"/>
+          <w:rStyle w:val="FootnoteReference"/>
           <w:vertAlign w:val="superscript"/>
-          <w:lang w:val="en-US" w:eastAsia="zh-CN"/>
-        </w:rPr>
-        <w:t>[</w:t>
-      </w:r>
-      <w:r>
-        <w:rPr>
-          <w:rStyle w:val="FootnoteReference"/>
-          <w:rFonts w:hint="eastAsia" w:ascii="仿宋" w:hAnsi="仿宋" w:eastAsia="仿宋" w:cs="仿宋"/>
-          <w:sz w:val="36"/>
-          <w:szCs w:val="36"/>
+        </w:rPr>
+        <w:t>[2]</w:t>
+      </w:r>
+      <w:r>
+        <w:rPr>
+          <w:rStyle w:val="FootnoteReference"/>
           <w:vertAlign w:val="superscript"/>
-          <w:lang w:val="en-US" w:eastAsia="zh-CN"/>
-        </w:rPr>
-        <w:t>[</w:t>
+          <w:vanish/>
+          <w:specVanish/>
+        </w:rPr>
         <w:footnoteReference w:id="0"/>
-        <w:t>]</w:t>
-      </w:r>
-      <w:r>
-        <w:rPr>
-          <w:rFonts w:hint="eastAsia" w:ascii="仿宋" w:hAnsi="仿宋" w:eastAsia="仿宋" w:cs="仿宋"/>
-          <w:sz w:val="36"/>
-          <w:szCs w:val="36"/>
-          <w:vertAlign w:val="superscript"/>
-          <w:lang w:val="en-US" w:eastAsia="zh-CN"/>
-        </w:rPr>
-        <w:t>]</w:t>
       </w:r>
     </w:p>
     <w:p>
@@ -163,9 +153,16 @@
           <w:rStyle w:val="FootnoteReference"/>
           <w:vertAlign w:val="superscript"/>
         </w:rPr>
-        <w:t>[</w:t>
+        <w:t>[3]</w:t>
+      </w:r>
+      <w:r>
+        <w:rPr>
+          <w:rStyle w:val="FootnoteReference"/>
+          <w:vertAlign w:val="superscript"/>
+          <w:vanish/>
+          <w:specVanish/>
+        </w:rPr>
         <w:footnoteReference w:id="5"/>
-        <w:t>]</w:t>
       </w:r>
       <w:r>
         <w:rPr>
@@ -246,9 +243,16 @@
           <w:rStyle w:val="FootnoteReference"/>
           <w:vertAlign w:val="superscript"/>
         </w:rPr>
-        <w:t>[</w:t>
+        <w:t>[4]</w:t>
+      </w:r>
+      <w:r>
+        <w:rPr>
+          <w:rStyle w:val="FootnoteReference"/>
+          <w:vertAlign w:val="superscript"/>
+          <w:vanish/>
+          <w:specVanish/>
+        </w:rPr>
         <w:footnoteReference w:id="6"/>
-        <w:t>]</w:t>
       </w:r>
       <w:r>
         <w:rPr>
@@ -296,9 +300,16 @@
           <w:rStyle w:val="FootnoteReference"/>
           <w:vertAlign w:val="superscript"/>
         </w:rPr>
-        <w:t>[</w:t>
+        <w:t>[5]</w:t>
+      </w:r>
+      <w:r>
+        <w:rPr>
+          <w:rStyle w:val="FootnoteReference"/>
+          <w:vertAlign w:val="superscript"/>
+          <w:vanish/>
+          <w:specVanish/>
+        </w:rPr>
         <w:footnoteReference w:id="7"/>
-        <w:t>]</w:t>
       </w:r>
       <w:r>
         <w:rPr>
@@ -313,9 +324,16 @@
           <w:rStyle w:val="FootnoteReference"/>
           <w:vertAlign w:val="superscript"/>
         </w:rPr>
-        <w:t>[</w:t>
+        <w:t>[6]</w:t>
+      </w:r>
+      <w:r>
+        <w:rPr>
+          <w:rStyle w:val="FootnoteReference"/>
+          <w:vertAlign w:val="superscript"/>
+          <w:vanish/>
+          <w:specVanish/>
+        </w:rPr>
         <w:footnoteReference w:id="8"/>
-        <w:t>]</w:t>
       </w:r>
       <w:r>
         <w:rPr>
@@ -363,9 +381,16 @@
           <w:rStyle w:val="FootnoteReference"/>
           <w:vertAlign w:val="superscript"/>
         </w:rPr>
-        <w:t>[</w:t>
+        <w:t>[7]</w:t>
+      </w:r>
+      <w:r>
+        <w:rPr>
+          <w:rStyle w:val="FootnoteReference"/>
+          <w:vertAlign w:val="superscript"/>
+          <w:vanish/>
+          <w:specVanish/>
+        </w:rPr>
         <w:footnoteReference w:id="10"/>
-        <w:t>]</w:t>
       </w:r>
       <w:r>
         <w:rPr>
@@ -380,9 +405,16 @@
           <w:rStyle w:val="FootnoteReference"/>
           <w:vertAlign w:val="superscript"/>
         </w:rPr>
-        <w:t>[</w:t>
+        <w:t>[8]</w:t>
+      </w:r>
+      <w:r>
+        <w:rPr>
+          <w:rStyle w:val="FootnoteReference"/>
+          <w:vertAlign w:val="superscript"/>
+          <w:vanish/>
+          <w:specVanish/>
+        </w:rPr>
         <w:footnoteReference w:id="9"/>
-        <w:t>]</w:t>
       </w:r>
       <w:r>
         <w:rPr>
@@ -705,33 +737,9 @@
       </w:pPr>
       <w:r>
         <w:rPr>
-          <w:rFonts w:hint="eastAsia" w:asciiTheme="minorEastAsia" w:hAnsiTheme="minorEastAsia" w:eastAsiaTheme="minorEastAsia" w:cstheme="minorBidi"/>
-          <w:kern w:val="2"/>
-          <w:sz w:val="21"/>
-          <w:szCs w:val="21"/>
-          <w:lang w:val="en-US" w:eastAsia="zh-CN" w:bidi="ar-SA"/>
-        </w:rPr>
-        <w:t>[</w:t>
-      </w:r>
-      <w:r>
-        <w:rPr>
-          <w:rFonts w:hint="eastAsia" w:asciiTheme="minorEastAsia" w:hAnsiTheme="minorEastAsia" w:eastAsiaTheme="minorEastAsia" w:cstheme="minorBidi"/>
-          <w:kern w:val="2"/>
-          <w:sz w:val="21"/>
-          <w:szCs w:val="21"/>
-          <w:lang w:val="en-US" w:eastAsia="zh-CN" w:bidi="ar-SA"/>
-        </w:rPr>
-        <w:footnoteRef/>
-      </w:r>
-      <w:r>
-        <w:rPr>
-          <w:rFonts w:hint="eastAsia" w:asciiTheme="minorEastAsia" w:hAnsiTheme="minorEastAsia" w:eastAsiaTheme="minorEastAsia" w:cstheme="minorBidi"/>
-          <w:kern w:val="2"/>
-          <w:sz w:val="21"/>
-          <w:szCs w:val="21"/>
-          <w:lang w:val="en-US" w:eastAsia="zh-CN" w:bidi="ar-SA"/>
-        </w:rPr>
-        <w:t>]</w:t>
+          <w:rStyle w:val="FootnoteReference"/>
+        </w:rPr>
+        <w:t>[2]</w:t>
       </w:r>
       <w:r>
         <w:rPr>
@@ -798,13 +806,9 @@
       </w:pPr>
       <w:r>
         <w:rPr>
-          <w:rFonts w:asciiTheme="minorEastAsia" w:hAnsiTheme="minorEastAsia" w:eastAsiaTheme="minorEastAsia" w:cstheme="minorBidi"/>
-          <w:kern w:val="2"/>
-          <w:sz w:val="21"/>
-          <w:szCs w:val="21"/>
-          <w:lang w:val="en-US" w:eastAsia="zh-CN" w:bidi="ar-SA"/>
-        </w:rPr>
-        <w:footnoteRef/>
+          <w:rStyle w:val="FootnoteReference"/>
+        </w:rPr>
+        <w:t>[1]</w:t>
       </w:r>
       <w:r>
         <w:rPr>
@@ -831,13 +835,9 @@
       </w:pPr>
       <w:r>
         <w:rPr>
-          <w:rFonts w:asciiTheme="minorEastAsia" w:hAnsiTheme="minorEastAsia" w:eastAsiaTheme="minorEastAsia" w:cstheme="minorBidi"/>
-          <w:kern w:val="2"/>
-          <w:sz w:val="21"/>
-          <w:szCs w:val="21"/>
-          <w:lang w:val="en-US" w:eastAsia="zh-CN" w:bidi="ar-SA"/>
-        </w:rPr>
-        <w:footnoteRef/>
+          <w:rStyle w:val="FootnoteReference"/>
+        </w:rPr>
+        <w:t>[3]</w:t>
       </w:r>
       <w:r>
         <w:rPr>
@@ -864,13 +864,9 @@
       </w:pPr>
       <w:r>
         <w:rPr>
-          <w:rFonts w:asciiTheme="minorEastAsia" w:hAnsiTheme="minorEastAsia" w:eastAsiaTheme="minorEastAsia" w:cstheme="minorBidi"/>
-          <w:kern w:val="2"/>
-          <w:sz w:val="21"/>
-          <w:szCs w:val="21"/>
-          <w:lang w:val="en-US" w:eastAsia="zh-CN" w:bidi="ar-SA"/>
-        </w:rPr>
-        <w:footnoteRef/>
+          <w:rStyle w:val="FootnoteReference"/>
+        </w:rPr>
+        <w:t>[4]</w:t>
       </w:r>
       <w:r>
         <w:rPr>
@@ -897,13 +893,9 @@
       </w:pPr>
       <w:r>
         <w:rPr>
-          <w:rFonts w:asciiTheme="minorEastAsia" w:hAnsiTheme="minorEastAsia" w:eastAsiaTheme="minorEastAsia" w:cstheme="minorBidi"/>
-          <w:kern w:val="2"/>
-          <w:sz w:val="21"/>
-          <w:szCs w:val="21"/>
-          <w:lang w:val="en-US" w:eastAsia="zh-CN" w:bidi="ar-SA"/>
-        </w:rPr>
-        <w:footnoteRef/>
+          <w:rStyle w:val="FootnoteReference"/>
+        </w:rPr>
+        <w:t>[5]</w:t>
       </w:r>
       <w:r>
         <w:rPr>
@@ -930,13 +922,9 @@
       </w:pPr>
       <w:r>
         <w:rPr>
-          <w:rFonts w:asciiTheme="minorEastAsia" w:hAnsiTheme="minorEastAsia" w:eastAsiaTheme="minorEastAsia" w:cstheme="minorBidi"/>
-          <w:kern w:val="2"/>
-          <w:sz w:val="21"/>
-          <w:szCs w:val="21"/>
-          <w:lang w:val="en-US" w:eastAsia="zh-CN" w:bidi="ar-SA"/>
-        </w:rPr>
-        <w:footnoteRef/>
+          <w:rStyle w:val="FootnoteReference"/>
+        </w:rPr>
+        <w:t>[6]</w:t>
       </w:r>
       <w:r>
         <w:rPr>
@@ -963,13 +951,9 @@
       </w:pPr>
       <w:r>
         <w:rPr>
-          <w:rFonts w:asciiTheme="minorEastAsia" w:hAnsiTheme="minorEastAsia" w:eastAsiaTheme="minorEastAsia" w:cstheme="minorBidi"/>
-          <w:kern w:val="2"/>
-          <w:sz w:val="21"/>
-          <w:szCs w:val="21"/>
-          <w:lang w:val="en-US" w:eastAsia="zh-CN" w:bidi="ar-SA"/>
-        </w:rPr>
-        <w:footnoteRef/>
+          <w:rStyle w:val="FootnoteReference"/>
+        </w:rPr>
+        <w:t>[8]</w:t>
       </w:r>
       <w:r>
         <w:rPr>
@@ -996,13 +980,9 @@
       </w:pPr>
       <w:r>
         <w:rPr>
-          <w:rFonts w:asciiTheme="minorEastAsia" w:hAnsiTheme="minorEastAsia" w:eastAsiaTheme="minorEastAsia" w:cstheme="minorBidi"/>
-          <w:kern w:val="2"/>
-          <w:sz w:val="21"/>
-          <w:szCs w:val="21"/>
-          <w:lang w:val="en-US" w:eastAsia="zh-CN" w:bidi="ar-SA"/>
-        </w:rPr>
-        <w:footnoteRef/>
+          <w:rStyle w:val="FootnoteReference"/>
+        </w:rPr>
+        <w:t>[7]</w:t>
       </w:r>
       <w:r>
         <w:rPr>
